--- a/input/E045 Jeremy Kahn/E045 Jeremy Kahn - V2 Script (paper cut).docx
+++ b/input/E045 Jeremy Kahn/E045 Jeremy Kahn - V2 Script (paper cut).docx
@@ -773,7 +773,6 @@
       <w:pPr>
         <w:spacing w:after="280" w:lineRule="auto"/>
         <w:rPr>
-          <w:strike w:val="1"/>
           <w:color w:val="a3a3a3"/>
           <w:sz w:val="24"/>
           <w:szCs w:val="24"/>
@@ -1070,7 +1069,6 @@
       <w:pPr>
         <w:spacing w:after="280" w:lineRule="auto"/>
         <w:rPr>
-          <w:strike w:val="1"/>
           <w:color w:val="a3a3a3"/>
           <w:sz w:val="24"/>
           <w:szCs w:val="24"/>
@@ -1117,7 +1115,6 @@
       <w:pPr>
         <w:spacing w:after="280" w:lineRule="auto"/>
         <w:rPr>
-          <w:strike w:val="1"/>
           <w:color w:val="a3a3a3"/>
           <w:sz w:val="24"/>
           <w:szCs w:val="24"/>
@@ -1144,7 +1141,6 @@
       <w:pPr>
         <w:spacing w:after="280" w:lineRule="auto"/>
         <w:rPr>
-          <w:strike w:val="1"/>
           <w:color w:val="a3a3a3"/>
           <w:sz w:val="24"/>
           <w:szCs w:val="24"/>
@@ -1551,7 +1547,6 @@
       <w:pPr>
         <w:spacing w:after="280" w:lineRule="auto"/>
         <w:rPr>
-          <w:strike w:val="1"/>
           <w:color w:val="a3a3a3"/>
           <w:sz w:val="24"/>
           <w:szCs w:val="24"/>
@@ -1710,7 +1705,6 @@
       <w:pPr>
         <w:spacing w:after="280" w:lineRule="auto"/>
         <w:rPr>
-          <w:strike w:val="1"/>
           <w:color w:val="a3a3a3"/>
           <w:sz w:val="24"/>
           <w:szCs w:val="24"/>
@@ -1746,7 +1740,6 @@
       <w:pPr>
         <w:spacing w:after="280" w:lineRule="auto"/>
         <w:rPr>
-          <w:strike w:val="1"/>
           <w:color w:val="a3a3a3"/>
           <w:sz w:val="24"/>
           <w:szCs w:val="24"/>
@@ -1905,7 +1898,6 @@
       <w:pPr>
         <w:spacing w:after="280" w:lineRule="auto"/>
         <w:rPr>
-          <w:strike w:val="1"/>
           <w:color w:val="a3a3a3"/>
           <w:sz w:val="24"/>
           <w:szCs w:val="24"/>
@@ -1924,18 +1916,16 @@
       <w:pPr>
         <w:spacing w:after="280" w:lineRule="auto"/>
         <w:rPr>
-          <w:strike w:val="1"/>
-          <w:color w:val="a3a3a3"/>
-          <w:sz w:val="24"/>
-          <w:szCs w:val="24"/>
-        </w:rPr>
-      </w:pPr>
-    </w:p>
-    <w:p>
-      <w:pPr>
-        <w:spacing w:after="280" w:lineRule="auto"/>
-        <w:rPr>
-          <w:strike w:val="1"/>
+          <w:color w:val="a3a3a3"/>
+          <w:sz w:val="24"/>
+          <w:szCs w:val="24"/>
+        </w:rPr>
+      </w:pPr>
+    </w:p>
+    <w:p>
+      <w:pPr>
+        <w:spacing w:after="280" w:lineRule="auto"/>
+        <w:rPr>
           <w:color w:val="a3a3a3"/>
           <w:sz w:val="24"/>
           <w:szCs w:val="24"/>
@@ -1962,7 +1952,6 @@
       <w:pPr>
         <w:spacing w:after="280" w:lineRule="auto"/>
         <w:rPr>
-          <w:strike w:val="1"/>
           <w:color w:val="a3a3a3"/>
           <w:sz w:val="24"/>
           <w:szCs w:val="24"/>
@@ -1992,7 +1981,6 @@
       <w:pPr>
         <w:spacing w:after="280" w:lineRule="auto"/>
         <w:rPr>
-          <w:strike w:val="1"/>
           <w:color w:val="a3a3a3"/>
           <w:sz w:val="24"/>
           <w:szCs w:val="24"/>
@@ -2022,7 +2010,6 @@
       <w:pPr>
         <w:spacing w:after="280" w:lineRule="auto"/>
         <w:rPr>
-          <w:strike w:val="1"/>
           <w:color w:val="a3a3a3"/>
           <w:sz w:val="24"/>
           <w:szCs w:val="24"/>
@@ -2058,7 +2045,6 @@
       <w:pPr>
         <w:spacing w:after="280" w:lineRule="auto"/>
         <w:rPr>
-          <w:strike w:val="1"/>
           <w:color w:val="a3a3a3"/>
           <w:sz w:val="24"/>
           <w:szCs w:val="24"/>
@@ -2111,7 +2097,6 @@
       <w:pPr>
         <w:spacing w:after="280" w:lineRule="auto"/>
         <w:rPr>
-          <w:strike w:val="1"/>
           <w:color w:val="a3a3a3"/>
           <w:sz w:val="24"/>
           <w:szCs w:val="24"/>
@@ -2310,7 +2295,6 @@
       <w:pPr>
         <w:spacing w:after="280" w:lineRule="auto"/>
         <w:rPr>
-          <w:strike w:val="1"/>
           <w:color w:val="a3a3a3"/>
           <w:sz w:val="24"/>
           <w:szCs w:val="24"/>
@@ -2346,51 +2330,46 @@
       <w:pPr>
         <w:spacing w:after="280" w:lineRule="auto"/>
         <w:rPr>
-          <w:strike w:val="1"/>
-          <w:color w:val="a3a3a3"/>
-          <w:sz w:val="24"/>
-          <w:szCs w:val="24"/>
-        </w:rPr>
-      </w:pPr>
-    </w:p>
-    <w:p>
-      <w:pPr>
-        <w:spacing w:after="280" w:lineRule="auto"/>
-        <w:rPr>
-          <w:strike w:val="1"/>
-          <w:color w:val="a3a3a3"/>
-          <w:sz w:val="24"/>
-          <w:szCs w:val="24"/>
-        </w:rPr>
-      </w:pPr>
-    </w:p>
-    <w:p>
-      <w:pPr>
-        <w:spacing w:after="280" w:lineRule="auto"/>
-        <w:rPr>
-          <w:strike w:val="1"/>
-          <w:color w:val="a3a3a3"/>
-          <w:sz w:val="24"/>
-          <w:szCs w:val="24"/>
-        </w:rPr>
-      </w:pPr>
-    </w:p>
-    <w:p>
-      <w:pPr>
-        <w:spacing w:after="280" w:lineRule="auto"/>
-        <w:rPr>
-          <w:strike w:val="1"/>
-          <w:color w:val="a3a3a3"/>
-          <w:sz w:val="24"/>
-          <w:szCs w:val="24"/>
-        </w:rPr>
-      </w:pPr>
-    </w:p>
-    <w:p>
-      <w:pPr>
-        <w:spacing w:after="280" w:lineRule="auto"/>
-        <w:rPr>
-          <w:strike w:val="1"/>
+          <w:color w:val="a3a3a3"/>
+          <w:sz w:val="24"/>
+          <w:szCs w:val="24"/>
+        </w:rPr>
+      </w:pPr>
+    </w:p>
+    <w:p>
+      <w:pPr>
+        <w:spacing w:after="280" w:lineRule="auto"/>
+        <w:rPr>
+          <w:color w:val="a3a3a3"/>
+          <w:sz w:val="24"/>
+          <w:szCs w:val="24"/>
+        </w:rPr>
+      </w:pPr>
+    </w:p>
+    <w:p>
+      <w:pPr>
+        <w:spacing w:after="280" w:lineRule="auto"/>
+        <w:rPr>
+          <w:color w:val="a3a3a3"/>
+          <w:sz w:val="24"/>
+          <w:szCs w:val="24"/>
+        </w:rPr>
+      </w:pPr>
+    </w:p>
+    <w:p>
+      <w:pPr>
+        <w:spacing w:after="280" w:lineRule="auto"/>
+        <w:rPr>
+          <w:color w:val="a3a3a3"/>
+          <w:sz w:val="24"/>
+          <w:szCs w:val="24"/>
+        </w:rPr>
+      </w:pPr>
+    </w:p>
+    <w:p>
+      <w:pPr>
+        <w:spacing w:after="280" w:lineRule="auto"/>
+        <w:rPr>
           <w:color w:val="a3a3a3"/>
           <w:sz w:val="24"/>
           <w:szCs w:val="24"/>
@@ -2437,7 +2416,6 @@
       <w:pPr>
         <w:spacing w:after="280" w:lineRule="auto"/>
         <w:rPr>
-          <w:strike w:val="1"/>
           <w:color w:val="a3a3a3"/>
           <w:sz w:val="24"/>
           <w:szCs w:val="24"/>
@@ -2492,7 +2470,6 @@
       <w:pPr>
         <w:spacing w:after="280" w:lineRule="auto"/>
         <w:rPr>
-          <w:strike w:val="1"/>
           <w:color w:val="a3a3a3"/>
           <w:sz w:val="24"/>
           <w:szCs w:val="24"/>
@@ -2511,18 +2488,16 @@
       <w:pPr>
         <w:spacing w:after="280" w:lineRule="auto"/>
         <w:rPr>
-          <w:strike w:val="1"/>
-          <w:color w:val="a3a3a3"/>
-          <w:sz w:val="24"/>
-          <w:szCs w:val="24"/>
-        </w:rPr>
-      </w:pPr>
-    </w:p>
-    <w:p>
-      <w:pPr>
-        <w:spacing w:after="280" w:lineRule="auto"/>
-        <w:rPr>
-          <w:strike w:val="1"/>
+          <w:color w:val="a3a3a3"/>
+          <w:sz w:val="24"/>
+          <w:szCs w:val="24"/>
+        </w:rPr>
+      </w:pPr>
+    </w:p>
+    <w:p>
+      <w:pPr>
+        <w:spacing w:after="280" w:lineRule="auto"/>
+        <w:rPr>
           <w:color w:val="a3a3a3"/>
           <w:sz w:val="24"/>
           <w:szCs w:val="24"/>
@@ -2656,18 +2631,16 @@
       <w:pPr>
         <w:spacing w:after="280" w:lineRule="auto"/>
         <w:rPr>
-          <w:strike w:val="1"/>
-          <w:color w:val="a3a3a3"/>
-          <w:sz w:val="24"/>
-          <w:szCs w:val="24"/>
-        </w:rPr>
-      </w:pPr>
-    </w:p>
-    <w:p>
-      <w:pPr>
-        <w:spacing w:after="280" w:lineRule="auto"/>
-        <w:rPr>
-          <w:strike w:val="1"/>
+          <w:color w:val="a3a3a3"/>
+          <w:sz w:val="24"/>
+          <w:szCs w:val="24"/>
+        </w:rPr>
+      </w:pPr>
+    </w:p>
+    <w:p>
+      <w:pPr>
+        <w:spacing w:after="280" w:lineRule="auto"/>
+        <w:rPr>
           <w:color w:val="a3a3a3"/>
           <w:sz w:val="24"/>
           <w:szCs w:val="24"/>
@@ -2739,7 +2712,6 @@
       <w:pPr>
         <w:spacing w:after="280" w:lineRule="auto"/>
         <w:rPr>
-          <w:strike w:val="1"/>
           <w:color w:val="a3a3a3"/>
           <w:sz w:val="24"/>
           <w:szCs w:val="24"/>
@@ -2817,18 +2789,16 @@
       <w:pPr>
         <w:spacing w:after="280" w:lineRule="auto"/>
         <w:rPr>
-          <w:strike w:val="1"/>
-          <w:color w:val="a3a3a3"/>
-          <w:sz w:val="24"/>
-          <w:szCs w:val="24"/>
-        </w:rPr>
-      </w:pPr>
-    </w:p>
-    <w:p>
-      <w:pPr>
-        <w:spacing w:after="280" w:lineRule="auto"/>
-        <w:rPr>
-          <w:strike w:val="1"/>
+          <w:color w:val="a3a3a3"/>
+          <w:sz w:val="24"/>
+          <w:szCs w:val="24"/>
+        </w:rPr>
+      </w:pPr>
+    </w:p>
+    <w:p>
+      <w:pPr>
+        <w:spacing w:after="280" w:lineRule="auto"/>
+        <w:rPr>
           <w:color w:val="a3a3a3"/>
           <w:sz w:val="24"/>
           <w:szCs w:val="24"/>
@@ -2847,7 +2817,6 @@
       <w:pPr>
         <w:spacing w:after="280" w:lineRule="auto"/>
         <w:rPr>
-          <w:strike w:val="1"/>
           <w:color w:val="a3a3a3"/>
           <w:sz w:val="24"/>
           <w:szCs w:val="24"/>
@@ -2931,7 +2900,6 @@
       <w:pPr>
         <w:spacing w:after="280" w:lineRule="auto"/>
         <w:rPr>
-          <w:strike w:val="1"/>
           <w:color w:val="a3a3a3"/>
           <w:sz w:val="24"/>
           <w:szCs w:val="24"/>
@@ -2961,7 +2929,6 @@
       <w:pPr>
         <w:spacing w:after="280" w:lineRule="auto"/>
         <w:rPr>
-          <w:strike w:val="1"/>
           <w:color w:val="a3a3a3"/>
           <w:sz w:val="24"/>
           <w:szCs w:val="24"/>
@@ -2992,7 +2959,6 @@
       <w:pPr>
         <w:spacing w:after="280" w:lineRule="auto"/>
         <w:rPr>
-          <w:strike w:val="1"/>
           <w:color w:val="a3a3a3"/>
           <w:sz w:val="24"/>
           <w:szCs w:val="24"/>
@@ -3004,7 +2970,6 @@
       <w:pPr>
         <w:spacing w:after="280" w:lineRule="auto"/>
         <w:rPr>
-          <w:strike w:val="1"/>
           <w:color w:val="a3a3a3"/>
           <w:sz w:val="24"/>
           <w:szCs w:val="24"/>
@@ -3034,18 +2999,16 @@
       <w:pPr>
         <w:spacing w:after="280" w:lineRule="auto"/>
         <w:rPr>
-          <w:strike w:val="1"/>
-          <w:color w:val="a3a3a3"/>
-          <w:sz w:val="24"/>
-          <w:szCs w:val="24"/>
-        </w:rPr>
-      </w:pPr>
-    </w:p>
-    <w:p>
-      <w:pPr>
-        <w:spacing w:after="280" w:lineRule="auto"/>
-        <w:rPr>
-          <w:strike w:val="1"/>
+          <w:color w:val="a3a3a3"/>
+          <w:sz w:val="24"/>
+          <w:szCs w:val="24"/>
+        </w:rPr>
+      </w:pPr>
+    </w:p>
+    <w:p>
+      <w:pPr>
+        <w:spacing w:after="280" w:lineRule="auto"/>
+        <w:rPr>
           <w:color w:val="a3a3a3"/>
           <w:sz w:val="24"/>
           <w:szCs w:val="24"/>
@@ -3075,7 +3038,6 @@
       <w:pPr>
         <w:spacing w:after="280" w:lineRule="auto"/>
         <w:rPr>
-          <w:strike w:val="1"/>
           <w:color w:val="a3a3a3"/>
           <w:sz w:val="24"/>
           <w:szCs w:val="24"/>
@@ -3105,7 +3067,6 @@
       <w:pPr>
         <w:spacing w:after="280" w:lineRule="auto"/>
         <w:rPr>
-          <w:strike w:val="1"/>
           <w:color w:val="a3a3a3"/>
           <w:sz w:val="24"/>
           <w:szCs w:val="24"/>
@@ -3135,7 +3096,6 @@
       <w:pPr>
         <w:spacing w:after="280" w:lineRule="auto"/>
         <w:rPr>
-          <w:strike w:val="1"/>
           <w:color w:val="a3a3a3"/>
           <w:sz w:val="24"/>
           <w:szCs w:val="24"/>
@@ -3165,7 +3125,6 @@
       <w:pPr>
         <w:spacing w:after="280" w:lineRule="auto"/>
         <w:rPr>
-          <w:strike w:val="1"/>
           <w:color w:val="a3a3a3"/>
           <w:sz w:val="24"/>
           <w:szCs w:val="24"/>
@@ -3195,18 +3154,16 @@
       <w:pPr>
         <w:spacing w:after="280" w:lineRule="auto"/>
         <w:rPr>
-          <w:strike w:val="1"/>
-          <w:color w:val="a3a3a3"/>
-          <w:sz w:val="24"/>
-          <w:szCs w:val="24"/>
-        </w:rPr>
-      </w:pPr>
-    </w:p>
-    <w:p>
-      <w:pPr>
-        <w:spacing w:after="280" w:lineRule="auto"/>
-        <w:rPr>
-          <w:strike w:val="1"/>
+          <w:color w:val="a3a3a3"/>
+          <w:sz w:val="24"/>
+          <w:szCs w:val="24"/>
+        </w:rPr>
+      </w:pPr>
+    </w:p>
+    <w:p>
+      <w:pPr>
+        <w:spacing w:after="280" w:lineRule="auto"/>
+        <w:rPr>
           <w:color w:val="a3a3a3"/>
           <w:sz w:val="24"/>
           <w:szCs w:val="24"/>
@@ -3236,7 +3193,6 @@
       <w:pPr>
         <w:spacing w:after="280" w:lineRule="auto"/>
         <w:rPr>
-          <w:strike w:val="1"/>
           <w:color w:val="a3a3a3"/>
           <w:sz w:val="24"/>
           <w:szCs w:val="24"/>
@@ -3266,7 +3222,6 @@
       <w:pPr>
         <w:spacing w:after="280" w:lineRule="auto"/>
         <w:rPr>
-          <w:strike w:val="1"/>
           <w:color w:val="a3a3a3"/>
           <w:sz w:val="24"/>
           <w:szCs w:val="24"/>
@@ -3296,7 +3251,6 @@
       <w:pPr>
         <w:spacing w:after="280" w:lineRule="auto"/>
         <w:rPr>
-          <w:strike w:val="1"/>
           <w:color w:val="a3a3a3"/>
           <w:sz w:val="24"/>
           <w:szCs w:val="24"/>
@@ -3326,7 +3280,6 @@
       <w:pPr>
         <w:spacing w:after="280" w:lineRule="auto"/>
         <w:rPr>
-          <w:strike w:val="1"/>
           <w:color w:val="a3a3a3"/>
           <w:sz w:val="24"/>
           <w:szCs w:val="24"/>
@@ -3356,7 +3309,6 @@
       <w:pPr>
         <w:spacing w:after="280" w:lineRule="auto"/>
         <w:rPr>
-          <w:strike w:val="1"/>
           <w:color w:val="a3a3a3"/>
           <w:sz w:val="24"/>
           <w:szCs w:val="24"/>
@@ -3386,7 +3338,6 @@
       <w:pPr>
         <w:spacing w:after="280" w:lineRule="auto"/>
         <w:rPr>
-          <w:strike w:val="1"/>
           <w:color w:val="a3a3a3"/>
           <w:sz w:val="24"/>
           <w:szCs w:val="24"/>
@@ -3416,7 +3367,6 @@
       <w:pPr>
         <w:spacing w:after="280" w:lineRule="auto"/>
         <w:rPr>
-          <w:strike w:val="1"/>
           <w:color w:val="a3a3a3"/>
           <w:sz w:val="24"/>
           <w:szCs w:val="24"/>

--- a/input/E045 Jeremy Kahn/E045 Jeremy Kahn - V2 Script (paper cut).docx
+++ b/input/E045 Jeremy Kahn/E045 Jeremy Kahn - V2 Script (paper cut).docx
@@ -2746,7 +2746,6 @@
           <w:shd w:fill="b3e2b2" w:val="clear"/>
         </w:rPr>
       </w:pPr>
-      <w:commentRangeStart w:id="0"/>
       <w:r>
         <w:rPr>
           <w:sz w:val="24"/>
@@ -2775,10 +2774,7 @@
         </w:rPr>
         <w:t xml:space="preserve">I mean, that is like what a lot of people, it's like it feels better than the other models. It's like, and then it, there is sort of something to that, but it's also like a really unscientific way to evaluate things.</w:t>
       </w:r>
-      <w:commentRangeEnd w:id="0"/>
-      <w:r>
-        <w:commentReference w:id="0"/>
-      </w:r>
+      <w:r/>
       <w:r>
         <w:rPr>
           <w:rtl w:val="0"/>
@@ -3393,66 +3389,6 @@
     </w:sectPr>
   </w:body>
 </w:document>
-</file>
-
-<file path=word/comments.xml><?xml version="1.0" encoding="utf-8"?>
-<w:comments xmlns:mc="http://schemas.openxmlformats.org/markup-compatibility/2006" xmlns:o="urn:schemas-microsoft-com:office:office" xmlns:r="http://schemas.openxmlformats.org/officeDocument/2006/relationships" xmlns:m="http://schemas.openxmlformats.org/officeDocument/2006/math" xmlns:v="urn:schemas-microsoft-com:vml" xmlns:wp="http://schemas.openxmlformats.org/drawingml/2006/wordprocessingDrawing" xmlns:w10="urn:schemas-microsoft-com:office:word" xmlns:w="http://schemas.openxmlformats.org/wordprocessingml/2006/main" xmlns:wne="http://schemas.microsoft.com/office/word/2006/wordml" xmlns:sl="http://schemas.openxmlformats.org/schemaLibrary/2006/main" xmlns:a="http://schemas.openxmlformats.org/drawingml/2006/main" xmlns:pic="http://schemas.openxmlformats.org/drawingml/2006/picture" xmlns:c="http://schemas.openxmlformats.org/drawingml/2006/chart" xmlns:lc="http://schemas.openxmlformats.org/drawingml/2006/lockedCanvas" xmlns:dgm="http://schemas.openxmlformats.org/drawingml/2006/diagram" xmlns:wps="http://schemas.microsoft.com/office/word/2010/wordprocessingShape" xmlns:wpg="http://schemas.microsoft.com/office/word/2010/wordprocessingGroup" xmlns:w14="http://schemas.microsoft.com/office/word/2010/wordml" xmlns:w15="http://schemas.microsoft.com/office/word/2012/wordml" xmlns:w16="http://schemas.microsoft.com/office/word/2018/wordml" xmlns:w16cex="http://schemas.microsoft.com/office/word/2018/wordml/cex" xmlns:w16cid="http://schemas.microsoft.com/office/word/2016/wordml/cid" xmlns="http://schemas.microsoft.com/office/tasks/2019/documenttasks" xmlns:cr="http://schemas.microsoft.com/office/comments/2020/reactions">
-  <w:comment w:author="Rachel Ishikawa" w:id="0" w:date="2025-08-08T19:39:29Z">
-    <w:p>
-      <w:pPr>
-        <w:keepNext w:val="0"/>
-        <w:keepLines w:val="0"/>
-        <w:pageBreakBefore w:val="0"/>
-        <w:widowControl w:val="0"/>
-        <w:pBdr>
-          <w:top w:space="0" w:sz="0" w:val="nil"/>
-          <w:left w:space="0" w:sz="0" w:val="nil"/>
-          <w:bottom w:space="0" w:sz="0" w:val="nil"/>
-          <w:right w:space="0" w:sz="0" w:val="nil"/>
-          <w:between w:space="0" w:sz="0" w:val="nil"/>
-        </w:pBdr>
-        <w:shd w:fill="auto" w:val="clear"/>
-        <w:spacing w:after="0" w:before="0" w:line="240" w:lineRule="auto"/>
-        <w:ind w:left="0" w:right="0" w:firstLine="0"/>
-        <w:jc w:val="left"/>
-        <w:rPr>
-          <w:rFonts w:ascii="Arial" w:cs="Arial" w:eastAsia="Arial" w:hAnsi="Arial"/>
-          <w:b w:val="0"/>
-          <w:bCs w:val="0"/>
-          <w:i w:val="0"/>
-          <w:iCs w:val="0"/>
-          <w:smallCaps w:val="0"/>
-          <w:strike w:val="0"/>
-          <w:color w:val="000000"/>
-          <w:sz w:val="22"/>
-          <w:szCs w:val="22"/>
-          <w:u w:val="none"/>
-          <w:shd w:fill="auto" w:val="clear"/>
-          <w:vertAlign w:val="baseline"/>
-        </w:rPr>
-      </w:pPr>
-      <w:r>
-        <w:rPr>
-          <w:rFonts w:ascii="Arial" w:cs="Arial" w:eastAsia="Arial" w:hAnsi="Arial"/>
-          <w:b w:val="0"/>
-          <w:bCs w:val="0"/>
-          <w:i w:val="0"/>
-          <w:iCs w:val="0"/>
-          <w:smallCaps w:val="0"/>
-          <w:strike w:val="0"/>
-          <w:color w:val="000000"/>
-          <w:sz w:val="22"/>
-          <w:szCs w:val="22"/>
-          <w:u w:val="none"/>
-          <w:shd w:fill="auto" w:val="clear"/>
-          <w:vertAlign w:val="baseline"/>
-          <w:rtl w:val="0"/>
-        </w:rPr>
-        <w:t xml:space="preserve">Moved from 33:13</w:t>
-      </w:r>
-    </w:p>
-  </w:comment>
-</w:comments>
 </file>
 
 <file path=word/numbering.xml><?xml version="1.0" encoding="utf-8"?>

--- a/input/E045 Jeremy Kahn/E045 Jeremy Kahn - V2 Script (paper cut).docx
+++ b/input/E045 Jeremy Kahn/E045 Jeremy Kahn - V2 Script (paper cut).docx
@@ -2,41 +2,6 @@
 <file path=word/document.xml><?xml version="1.0" encoding="utf-8"?>
 <w:document xmlns:mc="http://schemas.openxmlformats.org/markup-compatibility/2006" xmlns:o="urn:schemas-microsoft-com:office:office" xmlns:r="http://schemas.openxmlformats.org/officeDocument/2006/relationships" xmlns:m="http://schemas.openxmlformats.org/officeDocument/2006/math" xmlns:v="urn:schemas-microsoft-com:vml" xmlns:wp="http://schemas.openxmlformats.org/drawingml/2006/wordprocessingDrawing" xmlns:w10="urn:schemas-microsoft-com:office:word" xmlns:w="http://schemas.openxmlformats.org/wordprocessingml/2006/main" xmlns:wne="http://schemas.microsoft.com/office/word/2006/wordml" xmlns:sl="http://schemas.openxmlformats.org/schemaLibrary/2006/main" xmlns:a="http://schemas.openxmlformats.org/drawingml/2006/main" xmlns:pic="http://schemas.openxmlformats.org/drawingml/2006/picture" xmlns:c="http://schemas.openxmlformats.org/drawingml/2006/chart" xmlns:lc="http://schemas.openxmlformats.org/drawingml/2006/lockedCanvas" xmlns:dgm="http://schemas.openxmlformats.org/drawingml/2006/diagram" xmlns:wps="http://schemas.microsoft.com/office/word/2010/wordprocessingShape" xmlns:wpg="http://schemas.microsoft.com/office/word/2010/wordprocessingGroup" xmlns:w14="http://schemas.microsoft.com/office/word/2010/wordml" xmlns:w15="http://schemas.microsoft.com/office/word/2012/wordml" xmlns:w16="http://schemas.microsoft.com/office/word/2018/wordml" xmlns:w16cex="http://schemas.microsoft.com/office/word/2018/wordml/cex" xmlns:w16cid="http://schemas.microsoft.com/office/word/2016/wordml/cid" xmlns="http://schemas.microsoft.com/office/tasks/2019/documenttasks" xmlns:cr="http://schemas.microsoft.com/office/comments/2020/reactions">
   <w:body>
-    <w:p>
-      <w:pPr>
-        <w:jc w:val="center"/>
-        <w:rPr>
-          <w:b w:val="1"/>
-          <w:bCs w:val="1"/>
-          <w:sz w:val="24"/>
-          <w:szCs w:val="24"/>
-        </w:rPr>
-      </w:pPr>
-      <w:r>
-        <w:rPr>
-          <w:b w:val="1"/>
-          <w:bCs w:val="1"/>
-          <w:sz w:val="24"/>
-          <w:szCs w:val="24"/>
-          <w:rtl w:val="0"/>
-        </w:rPr>
-        <w:t xml:space="preserve">y E045 Jeremy Kahn - V2 Script (paper cut)</w:t>
-      </w:r>
-    </w:p>
-    <w:p>
-      <w:pPr>
-        <w:jc w:val="center"/>
-        <w:rPr>
-          <w:sz w:val="24"/>
-          <w:szCs w:val="24"/>
-        </w:rPr>
-      </w:pPr>
-      <w:r>
-        <w:rPr>
-          <w:rtl w:val="0"/>
-        </w:rPr>
-      </w:r>
-    </w:p>
     <w:p>
       <w:pPr>
         <w:spacing w:after="280" w:lineRule="auto"/>
